--- a/data/cvs/cv_60_Nord_Security_DevOps_Engineer___Mid-Senior___Saily.docx
+++ b/data/cvs/cv_60_Nord_Security_DevOps_Engineer___Mid-Senior___Saily.docx
@@ -86,7 +86,7 @@
         <w:rPr>
           <w:sz w:val="20"/>
         </w:rPr>
-        <w:t>DevOps Engineer with a background in full-stack development and AI engineering, currently building production systems at Copy Cat Group. I have experience with Python, Bash, Docker, and CI/CD pipelines, and have worked on projects involving API integrations, system design, and automation. My recent focus includes integrating SAP APIs with internal systems, creating system design documents, and building an AI-powered tender scraping pipeline.</w:t>
+        <w:t>DevOps Engineer with a background in full-stack development and AI engineering, currently building production systems at Copy Cat Group. I have experience with Python, JavaScript, and Bash scripting, and am well-versed in AWS, Docker, and CI/CD pipelines. My recent projects include integrating SAP APIs with internal systems, designing system architecture, and building an AI-powered tender scraping pipeline. I'm excited to bring my skills to Nord Security, focusing on DevOps and cloud infrastructure.</w:t>
       </w:r>
     </w:p>
     <w:p>
@@ -119,7 +119,7 @@
         <w:rPr>
           <w:sz w:val="20"/>
         </w:rPr>
-        <w:t>Python, JavaScript, SQL, Bash, HTML, CSS</w:t>
+        <w:t>Python, JavaScript, SQL, Bash</w:t>
       </w:r>
     </w:p>
     <w:p>
@@ -137,7 +137,7 @@
         <w:rPr>
           <w:sz w:val="20"/>
         </w:rPr>
-        <w:t>React, Node.js, Django, Flask</w:t>
+        <w:t>React, Node.js, Django</w:t>
       </w:r>
     </w:p>
     <w:p>
@@ -155,7 +155,7 @@
         <w:rPr>
           <w:sz w:val="20"/>
         </w:rPr>
-        <w:t>PostgreSQL, MySQL, MongoDB, SQLite</w:t>
+        <w:t>PostgreSQL, MySQL, MongoDB</w:t>
       </w:r>
     </w:p>
     <w:p>
@@ -173,7 +173,7 @@
         <w:rPr>
           <w:sz w:val="20"/>
         </w:rPr>
-        <w:t>Pandas, NumPy, Excel, Data Visualisation</w:t>
+        <w:t>Pandas, Data Visualisation</w:t>
       </w:r>
     </w:p>
     <w:p>
@@ -191,7 +191,7 @@
         <w:rPr>
           <w:sz w:val="20"/>
         </w:rPr>
-        <w:t>Prompt Engineering, LLM Evaluation, Data Annotation, Dataset Structuring</w:t>
+        <w:t>Prompt Engineering, LLM Evaluation, Dataset Structuring</w:t>
       </w:r>
     </w:p>
     <w:p>
@@ -209,7 +209,7 @@
         <w:rPr>
           <w:sz w:val="20"/>
         </w:rPr>
-        <w:t>n8n, Playwright, APScheduler, Web Scraping, REST APIs</w:t>
+        <w:t>Web Scraping, REST APIs, Git</w:t>
       </w:r>
     </w:p>
     <w:p>
@@ -227,7 +227,7 @@
         <w:rPr>
           <w:sz w:val="20"/>
         </w:rPr>
-        <w:t>Oracle Cloud, Google Cloud Platform, Docker</w:t>
+        <w:t>AWS, Docker, CI/CD</w:t>
       </w:r>
     </w:p>
     <w:p>
@@ -245,7 +245,7 @@
         <w:rPr>
           <w:sz w:val="20"/>
         </w:rPr>
-        <w:t>AWS, K8s, Grafana, Kubernetes</w:t>
+        <w:t>K8s, Grafana, Kubernetes</w:t>
       </w:r>
     </w:p>
     <w:p>
@@ -263,7 +263,7 @@
         <w:rPr>
           <w:sz w:val="20"/>
         </w:rPr>
-        <w:t>containerization, scripting, Kafka, Golang</w:t>
+        <w:t>containerization, Kafka, Golang</w:t>
       </w:r>
     </w:p>
     <w:p>
@@ -313,7 +313,7 @@
         <w:rPr>
           <w:sz w:val="20"/>
         </w:rPr>
-        <w:t>Integrating SAP APIs with an internal Credit Control System for automated OA and IT processes.</w:t>
+        <w:t>Integrating SAP APIs with an internal Credit Control System, automating processes for OA and IT units.</w:t>
       </w:r>
     </w:p>
     <w:p>
@@ -325,7 +325,7 @@
         <w:rPr>
           <w:sz w:val="20"/>
         </w:rPr>
-        <w:t>Authoring System Design Documents (SDDs) for Application, Data, Integration, and Security Architecture.</w:t>
+        <w:t>Designing and documenting system architecture, including application, data, integration, and security layers.</w:t>
       </w:r>
     </w:p>
     <w:p>
@@ -337,7 +337,7 @@
         <w:rPr>
           <w:sz w:val="20"/>
         </w:rPr>
-        <w:t>Designing and prototyping an AI-powered tender scraping pipeline to automate tender discovery and processing.</w:t>
+        <w:t>Building an AI-powered tender scraping pipeline, automating tender discovery and processing.</w:t>
       </w:r>
     </w:p>
     <w:p>
@@ -372,7 +372,31 @@
         <w:rPr>
           <w:sz w:val="20"/>
         </w:rPr>
-        <w:t>Generating difference-based captions for multimodal datasets, improving model accuracy.</w:t>
+        <w:t>Train AI models by generating accurate difference-based captions for multimodal datasets</w:t>
+      </w:r>
+    </w:p>
+    <w:p>
+      <w:pPr>
+        <w:pStyle w:val="ListBullet"/>
+        <w:spacing w:before="0" w:after="20"/>
+      </w:pPr>
+      <w:r>
+        <w:rPr>
+          <w:sz w:val="20"/>
+        </w:rPr>
+        <w:t>Perform categorisation, bounding, consistency checks, and image-level validation to improve multimodal model accuracy</w:t>
+      </w:r>
+    </w:p>
+    <w:p>
+      <w:pPr>
+        <w:pStyle w:val="ListBullet"/>
+        <w:spacing w:before="0" w:after="20"/>
+      </w:pPr>
+      <w:r>
+        <w:rPr>
+          <w:sz w:val="20"/>
+        </w:rPr>
+        <w:t>Contribute high-quality annotated outputs that directly feed into production AI model training pipelines</w:t>
       </w:r>
     </w:p>
     <w:p>
@@ -407,7 +431,31 @@
         <w:rPr>
           <w:sz w:val="20"/>
         </w:rPr>
-        <w:t>Building full-stack solutions with optimised APIs and UI components for diverse U.S. clients.</w:t>
+        <w:t>Developed and delivered full-stack solutions for U.S.-based clients across different sectors</w:t>
+      </w:r>
+    </w:p>
+    <w:p>
+      <w:pPr>
+        <w:pStyle w:val="ListBullet"/>
+        <w:spacing w:before="0" w:after="20"/>
+      </w:pPr>
+      <w:r>
+        <w:rPr>
+          <w:sz w:val="20"/>
+        </w:rPr>
+        <w:t>Built UI components, optimised APIs, and handled CMS-based website systems</w:t>
+      </w:r>
+    </w:p>
+    <w:p>
+      <w:pPr>
+        <w:pStyle w:val="ListBullet"/>
+        <w:spacing w:before="0" w:after="20"/>
+      </w:pPr>
+      <w:r>
+        <w:rPr>
+          <w:sz w:val="20"/>
+        </w:rPr>
+        <w:t>Collaborated with remote teams to debug, improve performance, and implement client feedback</w:t>
       </w:r>
     </w:p>
     <w:p>
@@ -442,7 +490,31 @@
         <w:rPr>
           <w:sz w:val="20"/>
         </w:rPr>
-        <w:t>Creating structured datasets for health and agriculture AI systems, ensuring annotation quality.</w:t>
+        <w:t>Annotated and evaluated datasets for health and agriculture AI systems</w:t>
+      </w:r>
+    </w:p>
+    <w:p>
+      <w:pPr>
+        <w:pStyle w:val="ListBullet"/>
+        <w:spacing w:before="0" w:after="20"/>
+      </w:pPr>
+      <w:r>
+        <w:rPr>
+          <w:sz w:val="20"/>
+        </w:rPr>
+        <w:t>Performed intent detection, slot tagging, utterance verification, and structured dataset creation</w:t>
+      </w:r>
+    </w:p>
+    <w:p>
+      <w:pPr>
+        <w:pStyle w:val="ListBullet"/>
+        <w:spacing w:before="0" w:after="20"/>
+      </w:pPr>
+      <w:r>
+        <w:rPr>
+          <w:sz w:val="20"/>
+        </w:rPr>
+        <w:t>Ensured annotation quality and consistency across multilingual and multimodal training data</w:t>
       </w:r>
     </w:p>
     <w:p>
